--- a/Proyecto integrador/Manual de usuario/Actividad 5.1 Manual de usuario de diagramas_RobertoCahuare_SIM_5ISCM.docx
+++ b/Proyecto integrador/Manual de usuario/Actividad 5.1 Manual de usuario de diagramas_RobertoCahuare_SIM_5ISCM.docx
@@ -3610,115 +3610,6 @@
     <w:p/>
     <w:p/>
     <w:p/>
-    <w:p>
-      <w:bookmarkStart w:id="4" w:name="_GoBack"/>
-      <w:bookmarkEnd w:id="4"/>
-    </w:p>
-    <w:p/>
-    <w:p/>
-    <w:p/>
-    <w:p/>
-    <w:p/>
-    <w:p/>
-    <w:p/>
-    <w:p/>
-    <w:p/>
-    <w:p>
-      <w:pPr>
-        <w:pStyle w:val="Ttulo2"/>
-        <w:jc w:val="center"/>
-        <w:rPr>
-          <w:rFonts w:ascii="Arial" w:hAnsi="Arial" w:cs="Arial"/>
-          <w:b/>
-          <w:color w:val="000000" w:themeColor="text1"/>
-          <w:sz w:val="36"/>
-        </w:rPr>
-      </w:pPr>
-      <w:bookmarkStart w:id="5" w:name="_Toc241904838"/>
-      <w:r>
-        <w:rPr>
-          <w:rFonts w:ascii="Arial" w:hAnsi="Arial" w:cs="Arial"/>
-          <w:b/>
-          <w:color w:val="000000" w:themeColor="text1"/>
-          <w:sz w:val="36"/>
-        </w:rPr>
-        <w:lastRenderedPageBreak/>
-        <w:t>3. INTRODUCCIÓN</w:t>
-      </w:r>
-      <w:bookmarkEnd w:id="5"/>
-    </w:p>
-    <w:p>
-      <w:pPr>
-        <w:pStyle w:val="apa"/>
-      </w:pPr>
-      <w:r>
-        <w:t>El presente Manual de Usuario tiene como finalidad explicar de manera sencilla el funcionamiento del proceso de atención y reparación de equipos electrónicos de un Taller de Electrónica.</w:t>
-      </w:r>
-    </w:p>
-    <w:p>
-      <w:pPr>
-        <w:pStyle w:val="apa"/>
-      </w:pPr>
-      <w:r>
-        <w:t xml:space="preserve">El proceso se encuentra representado mediante tres diagramas de flujo elaborados en </w:t>
-      </w:r>
-      <w:proofErr w:type="spellStart"/>
-      <w:r>
-        <w:t>Camunda</w:t>
-      </w:r>
-      <w:proofErr w:type="spellEnd"/>
-      <w:r>
-        <w:t xml:space="preserve"> </w:t>
-      </w:r>
-      <w:proofErr w:type="spellStart"/>
-      <w:r>
-        <w:t>Modeler</w:t>
-      </w:r>
-      <w:proofErr w:type="spellEnd"/>
-      <w:r>
-        <w:t xml:space="preserve">, </w:t>
-      </w:r>
-      <w:proofErr w:type="spellStart"/>
-      <w:r>
-        <w:t>Bizagi</w:t>
-      </w:r>
-      <w:proofErr w:type="spellEnd"/>
-      <w:r>
-        <w:t xml:space="preserve"> </w:t>
-      </w:r>
-      <w:proofErr w:type="spellStart"/>
-      <w:r>
-        <w:t>Modeler</w:t>
-      </w:r>
-      <w:proofErr w:type="spellEnd"/>
-      <w:r>
-        <w:t xml:space="preserve"> y Bonita. Aunque cada herramienta presenta el diagrama de una manera diferente, las tres representan la misma secuencia general de trabajo.</w:t>
-      </w:r>
-    </w:p>
-    <w:p>
-      <w:pPr>
-        <w:pStyle w:val="apa"/>
-      </w:pPr>
-      <w:r>
-        <w:t>El proceso permite visualizar el recorrido que sigue un equipo desde que llega al taller hasta que es entregado al usuario o cliente. Durante este recorrido se realizan actividades de recepción, diagnóstico, reparación y pruebas de calidad.</w:t>
-      </w:r>
-    </w:p>
-    <w:p>
-      <w:pPr>
-        <w:pStyle w:val="apa"/>
-      </w:pPr>
-      <w:r>
-        <w:t>Una característica importante del proceso es que, si el equipo no funciona correctamente después de las pruebas, debe regresar a la etapa de reparación para realizar las correcciones necesarias. Cuando el equipo cumple correctamente con las pruebas de calidad, puede continuar hacia la entrega y facturación.</w:t>
-      </w:r>
-    </w:p>
-    <w:p>
-      <w:pPr>
-        <w:pStyle w:val="apa"/>
-      </w:pPr>
-      <w:r>
-        <w:t>Este manual está dirigido a las personas que necesiten comprender, consultar o seguir el proceso, sin necesidad de tener conocimientos especializados sobre el desarrollo de diagramas BPMN.</w:t>
-      </w:r>
-    </w:p>
     <w:p/>
     <w:p/>
     <w:p/>
@@ -3732,6 +3623,7 @@
     <w:p>
       <w:pPr>
         <w:pStyle w:val="Ttulo2"/>
+        <w:jc w:val="center"/>
         <w:rPr>
           <w:rFonts w:ascii="Arial" w:hAnsi="Arial" w:cs="Arial"/>
           <w:b/>
@@ -3739,7 +3631,7 @@
           <w:sz w:val="36"/>
         </w:rPr>
       </w:pPr>
-      <w:bookmarkStart w:id="6" w:name="_Toc241904839"/>
+      <w:bookmarkStart w:id="4" w:name="_Toc241904838"/>
       <w:r>
         <w:rPr>
           <w:rFonts w:ascii="Arial" w:hAnsi="Arial" w:cs="Arial"/>
@@ -3748,39 +3640,60 @@
           <w:sz w:val="36"/>
         </w:rPr>
         <w:lastRenderedPageBreak/>
-        <w:t>4. OBJETIVO DEL MANUAL</w:t>
-      </w:r>
-      <w:bookmarkEnd w:id="6"/>
-    </w:p>
-    <w:p>
-      <w:pPr>
-        <w:pStyle w:val="apa"/>
-      </w:pPr>
-      <w:r>
-        <w:t xml:space="preserve">Proporcionar al usuario una guía clara para comprender y seguir el proceso de recepción, diagnóstico, reparación, control de calidad y entrega de equipos electrónicos representado mediante los diagramas de flujo de </w:t>
-      </w:r>
-      <w:proofErr w:type="spellStart"/>
-      <w:r>
-        <w:t>Camunda</w:t>
-      </w:r>
-      <w:proofErr w:type="spellEnd"/>
-      <w:r>
-        <w:t xml:space="preserve">, </w:t>
-      </w:r>
-      <w:proofErr w:type="spellStart"/>
-      <w:r>
-        <w:t>Bizagi</w:t>
-      </w:r>
-      <w:proofErr w:type="spellEnd"/>
-      <w:r>
-        <w:t xml:space="preserve"> y Bonita.</w:t>
-      </w:r>
-    </w:p>
-    <w:p>
-      <w:pPr>
-        <w:pStyle w:val="apa"/>
-      </w:pPr>
-    </w:p>
+        <w:t>3. INTRODUCCIÓN</w:t>
+      </w:r>
+      <w:bookmarkEnd w:id="4"/>
+    </w:p>
+    <w:p>
+      <w:pPr>
+        <w:pStyle w:val="apa"/>
+      </w:pPr>
+      <w:r>
+        <w:t>El presente Manual de Usuario tiene como finalidad explicar de manera sencilla el funcionamiento del proceso de atención y reparación de equipos electrónicos de un Taller de Electrónica.</w:t>
+      </w:r>
+    </w:p>
+    <w:p>
+      <w:pPr>
+        <w:pStyle w:val="apa"/>
+      </w:pPr>
+      <w:r>
+        <w:t>El proceso se encuentra representado mediante tres diagramas de flujo elaborados en Camunda Modeler, Bizagi Modeler y Bonita. Aunque cada herramienta presenta el diagrama de una manera diferente, las tres representan la misma secuencia general de trabajo.</w:t>
+      </w:r>
+    </w:p>
+    <w:p>
+      <w:pPr>
+        <w:pStyle w:val="apa"/>
+      </w:pPr>
+      <w:r>
+        <w:t>El proceso permite visualizar el recorrido que sigue un equipo desde que llega al taller hasta que es entregado al usuario o cliente. Durante este recorrido se realizan actividades de recepción, diagnóstico, reparación y pruebas de calidad.</w:t>
+      </w:r>
+    </w:p>
+    <w:p>
+      <w:pPr>
+        <w:pStyle w:val="apa"/>
+      </w:pPr>
+      <w:r>
+        <w:t>Una característica importante del proceso es que, si el equipo no funciona correctamente después de las pruebas, debe regresar a la etapa de reparación para realizar las correcciones necesarias. Cuando el equipo cumple correctamente con las pruebas de calidad, puede continuar hacia la entrega y facturación.</w:t>
+      </w:r>
+    </w:p>
+    <w:p>
+      <w:pPr>
+        <w:pStyle w:val="apa"/>
+      </w:pPr>
+      <w:r>
+        <w:t>Este manual está dirigido a las personas que necesiten comprender, consultar o seguir el proceso, sin necesidad de tener conocimientos especializados sobre el desarrollo de diagramas BPMN.</w:t>
+      </w:r>
+    </w:p>
+    <w:p/>
+    <w:p/>
+    <w:p/>
+    <w:p/>
+    <w:p/>
+    <w:p/>
+    <w:p/>
+    <w:p/>
+    <w:p/>
+    <w:p/>
     <w:p>
       <w:pPr>
         <w:pStyle w:val="Ttulo2"/>
@@ -3791,7 +3704,7 @@
           <w:sz w:val="36"/>
         </w:rPr>
       </w:pPr>
-      <w:bookmarkStart w:id="7" w:name="_Toc241904840"/>
+      <w:bookmarkStart w:id="5" w:name="_Toc241904839"/>
       <w:r>
         <w:rPr>
           <w:rFonts w:ascii="Arial" w:hAnsi="Arial" w:cs="Arial"/>
@@ -3799,51 +3712,24 @@
           <w:color w:val="000000" w:themeColor="text1"/>
           <w:sz w:val="36"/>
         </w:rPr>
-        <w:t>5. ALCANCE</w:t>
-      </w:r>
-      <w:bookmarkEnd w:id="7"/>
-    </w:p>
-    <w:p>
-      <w:pPr>
-        <w:pStyle w:val="apa"/>
-      </w:pPr>
-      <w:r>
-        <w:t>Este manual comprende el proceso completo de atención de un equipo electrónico dentro del taller.</w:t>
-      </w:r>
-    </w:p>
-    <w:p>
-      <w:pPr>
-        <w:pStyle w:val="apa"/>
-      </w:pPr>
-      <w:r>
-        <w:t>El proceso comienza cuando el equipo llega al taller y termina cuando el equipo reparado es entregado y se realiza la facturación.</w:t>
-      </w:r>
-    </w:p>
-    <w:p>
-      <w:pPr>
-        <w:pStyle w:val="apa"/>
-      </w:pPr>
-      <w:r>
-        <w:t>Las principales etapas son:</w:t>
-      </w:r>
-    </w:p>
-    <w:p>
-      <w:pPr>
-        <w:pStyle w:val="apa"/>
-      </w:pPr>
-      <w:r>
-        <w:t>Recepción → Diagnóstico → Reparación → Control de calidad → Decisión → Entrega</w:t>
-      </w:r>
-    </w:p>
-    <w:p>
-      <w:pPr>
-        <w:pStyle w:val="apa"/>
-      </w:pPr>
-      <w:r>
-        <w:t>El proceso también contempla la posibilidad de que un equipo no sea aprobado durante el control de calidad. En este caso, el equipo regresa a reparación antes de volver a ser evaluado.</w:t>
-      </w:r>
-    </w:p>
-    <w:p/>
+        <w:lastRenderedPageBreak/>
+        <w:t>4. OBJETIVO DEL MANUAL</w:t>
+      </w:r>
+      <w:bookmarkEnd w:id="5"/>
+    </w:p>
+    <w:p>
+      <w:pPr>
+        <w:pStyle w:val="apa"/>
+      </w:pPr>
+      <w:r>
+        <w:t>Proporcionar al usuario una guía clara para comprender y seguir el proceso de recepción, diagnóstico, reparación, control de calidad y entrega de equipos electrónicos representado mediante los diagramas de flujo de Camunda, Bizagi y Bonita.</w:t>
+      </w:r>
+    </w:p>
+    <w:p>
+      <w:pPr>
+        <w:pStyle w:val="apa"/>
+      </w:pPr>
+    </w:p>
     <w:p>
       <w:pPr>
         <w:pStyle w:val="Ttulo2"/>
@@ -3854,7 +3740,7 @@
           <w:sz w:val="36"/>
         </w:rPr>
       </w:pPr>
-      <w:bookmarkStart w:id="8" w:name="_Toc241904841"/>
+      <w:bookmarkStart w:id="6" w:name="_Toc241904840"/>
       <w:r>
         <w:rPr>
           <w:rFonts w:ascii="Arial" w:hAnsi="Arial" w:cs="Arial"/>
@@ -3862,9 +3748,72 @@
           <w:color w:val="000000" w:themeColor="text1"/>
           <w:sz w:val="36"/>
         </w:rPr>
+        <w:t>5. ALCANCE</w:t>
+      </w:r>
+      <w:bookmarkEnd w:id="6"/>
+    </w:p>
+    <w:p>
+      <w:pPr>
+        <w:pStyle w:val="apa"/>
+      </w:pPr>
+      <w:r>
+        <w:t>Este manual comprende el proceso completo de atención de un equipo electrónico dentro del taller.</w:t>
+      </w:r>
+    </w:p>
+    <w:p>
+      <w:pPr>
+        <w:pStyle w:val="apa"/>
+      </w:pPr>
+      <w:r>
+        <w:t>El proceso comienza cuando el equipo llega al taller y termina cuando el equipo reparado es entregado y se realiza la facturación.</w:t>
+      </w:r>
+    </w:p>
+    <w:p>
+      <w:pPr>
+        <w:pStyle w:val="apa"/>
+      </w:pPr>
+      <w:r>
+        <w:t>Las principales etapas son:</w:t>
+      </w:r>
+    </w:p>
+    <w:p>
+      <w:pPr>
+        <w:pStyle w:val="apa"/>
+      </w:pPr>
+      <w:r>
+        <w:t>Recepción → Diagnóstico → Reparación → Control de calidad → Decisión → Entrega</w:t>
+      </w:r>
+    </w:p>
+    <w:p>
+      <w:pPr>
+        <w:pStyle w:val="apa"/>
+      </w:pPr>
+      <w:r>
+        <w:t>El proceso también contempla la posibilidad de que un equipo no sea aprobado durante el control de calidad. En este caso, el equipo regresa a reparación antes de volver a ser evaluado.</w:t>
+      </w:r>
+    </w:p>
+    <w:p/>
+    <w:p>
+      <w:pPr>
+        <w:pStyle w:val="Ttulo2"/>
+        <w:rPr>
+          <w:rFonts w:ascii="Arial" w:hAnsi="Arial" w:cs="Arial"/>
+          <w:b/>
+          <w:color w:val="000000" w:themeColor="text1"/>
+          <w:sz w:val="36"/>
+        </w:rPr>
+      </w:pPr>
+      <w:bookmarkStart w:id="7" w:name="_Toc241904841"/>
+      <w:r>
+        <w:rPr>
+          <w:rFonts w:ascii="Arial" w:hAnsi="Arial" w:cs="Arial"/>
+          <w:b/>
+          <w:color w:val="000000" w:themeColor="text1"/>
+          <w:sz w:val="36"/>
+        </w:rPr>
         <w:t>6. USUARIOS INVOLUCRADOS</w:t>
       </w:r>
-      <w:bookmarkEnd w:id="8"/>
+      <w:bookmarkEnd w:id="7"/>
     </w:p>
     <w:p>
       <w:pPr>
@@ -3889,7 +3838,7 @@
           <w:sz w:val="28"/>
         </w:rPr>
       </w:pPr>
-      <w:bookmarkStart w:id="9" w:name="_Toc241904842"/>
+      <w:bookmarkStart w:id="8" w:name="_Toc241904842"/>
       <w:r>
         <w:rPr>
           <w:rFonts w:ascii="Arial" w:hAnsi="Arial" w:cs="Arial"/>
@@ -3899,7 +3848,7 @@
         </w:rPr>
         <w:t>6.1 Área de Recepción y Entrega</w:t>
       </w:r>
-      <w:bookmarkEnd w:id="9"/>
+      <w:bookmarkEnd w:id="8"/>
     </w:p>
     <w:p>
       <w:pPr>
@@ -3985,7 +3934,7 @@
           <w:sz w:val="28"/>
         </w:rPr>
       </w:pPr>
-      <w:bookmarkStart w:id="10" w:name="_Toc241904843"/>
+      <w:bookmarkStart w:id="9" w:name="_Toc241904843"/>
       <w:r>
         <w:rPr>
           <w:rFonts w:ascii="Arial" w:hAnsi="Arial" w:cs="Arial"/>
@@ -3995,7 +3944,7 @@
         </w:rPr>
         <w:t>6.2 Área Técnico-Operativa</w:t>
       </w:r>
-      <w:bookmarkEnd w:id="10"/>
+      <w:bookmarkEnd w:id="9"/>
     </w:p>
     <w:p>
       <w:pPr>
@@ -4076,7 +4025,7 @@
           <w:sz w:val="36"/>
         </w:rPr>
       </w:pPr>
-      <w:bookmarkStart w:id="11" w:name="_Toc241904844"/>
+      <w:bookmarkStart w:id="10" w:name="_Toc241904844"/>
       <w:r>
         <w:rPr>
           <w:rFonts w:ascii="Arial" w:hAnsi="Arial" w:cs="Arial"/>
@@ -4086,7 +4035,7 @@
         </w:rPr>
         <w:t>7. REQUISITOS PARA UTILIZAR EL PROCESO</w:t>
       </w:r>
-      <w:bookmarkEnd w:id="11"/>
+      <w:bookmarkEnd w:id="10"/>
     </w:p>
     <w:p>
       <w:pPr>
@@ -4181,7 +4130,7 @@
           <w:sz w:val="36"/>
         </w:rPr>
       </w:pPr>
-      <w:bookmarkStart w:id="12" w:name="_Toc241904845"/>
+      <w:bookmarkStart w:id="11" w:name="_Toc241904845"/>
       <w:r>
         <w:rPr>
           <w:rFonts w:ascii="Arial" w:hAnsi="Arial" w:cs="Arial"/>
@@ -4191,7 +4140,7 @@
         </w:rPr>
         <w:t>8. ELEMENTOS PRINCIPALES DEL DIAGRAMA</w:t>
       </w:r>
-      <w:bookmarkEnd w:id="12"/>
+      <w:bookmarkEnd w:id="11"/>
     </w:p>
     <w:p>
       <w:pPr>
@@ -4445,7 +4394,7 @@
           <w:sz w:val="36"/>
         </w:rPr>
       </w:pPr>
-      <w:bookmarkStart w:id="13" w:name="_Toc241904846"/>
+      <w:bookmarkStart w:id="12" w:name="_Toc241904846"/>
       <w:r>
         <w:rPr>
           <w:rFonts w:ascii="Arial" w:hAnsi="Arial" w:cs="Arial"/>
@@ -4455,7 +4404,7 @@
         </w:rPr>
         <w:t>9. FUNCIONAMIENTO GENERAL DEL PROCESO</w:t>
       </w:r>
-      <w:bookmarkEnd w:id="13"/>
+      <w:bookmarkEnd w:id="12"/>
     </w:p>
     <w:p>
       <w:pPr>
@@ -4712,7 +4661,7 @@
           <w:sz w:val="36"/>
         </w:rPr>
       </w:pPr>
-      <w:bookmarkStart w:id="14" w:name="_Toc241904847"/>
+      <w:bookmarkStart w:id="13" w:name="_Toc241904847"/>
       <w:r>
         <w:rPr>
           <w:rFonts w:ascii="Arial" w:hAnsi="Arial" w:cs="Arial"/>
@@ -4723,27 +4672,19 @@
         <w:lastRenderedPageBreak/>
         <w:t>10. USO DEL PROCESO EN CAMUNDA</w:t>
       </w:r>
-      <w:bookmarkEnd w:id="14"/>
-    </w:p>
-    <w:p>
-      <w:pPr>
-        <w:pStyle w:val="apa"/>
-      </w:pPr>
-    </w:p>
-    <w:p>
-      <w:pPr>
-        <w:pStyle w:val="apa"/>
-      </w:pPr>
-      <w:r>
-        <w:t xml:space="preserve">El diagrama de </w:t>
-      </w:r>
-      <w:proofErr w:type="spellStart"/>
-      <w:r>
-        <w:t>Camunda</w:t>
-      </w:r>
-      <w:proofErr w:type="spellEnd"/>
-      <w:r>
-        <w:t xml:space="preserve"> permite consultar de manera sencilla el flujo general del proceso.</w:t>
+      <w:bookmarkEnd w:id="13"/>
+    </w:p>
+    <w:p>
+      <w:pPr>
+        <w:pStyle w:val="apa"/>
+      </w:pPr>
+    </w:p>
+    <w:p>
+      <w:pPr>
+        <w:pStyle w:val="apa"/>
+      </w:pPr>
+      <w:r>
+        <w:t>El diagrama de Camunda permite consultar de manera sencilla el flujo general del proceso.</w:t>
       </w:r>
     </w:p>
     <w:p>
@@ -4761,7 +4702,7 @@
           <w:sz w:val="28"/>
         </w:rPr>
       </w:pPr>
-      <w:bookmarkStart w:id="15" w:name="_Toc241904848"/>
+      <w:bookmarkStart w:id="14" w:name="_Toc241904848"/>
       <w:r>
         <w:rPr>
           <w:rFonts w:ascii="Arial" w:hAnsi="Arial" w:cs="Arial"/>
@@ -4771,7 +4712,7 @@
         </w:rPr>
         <w:t>10.1 Identificar el inicio</w:t>
       </w:r>
-      <w:bookmarkEnd w:id="15"/>
+      <w:bookmarkEnd w:id="14"/>
     </w:p>
     <w:p>
       <w:pPr>
@@ -4804,7 +4745,7 @@
           <w:sz w:val="28"/>
         </w:rPr>
       </w:pPr>
-      <w:bookmarkStart w:id="16" w:name="_Toc241904849"/>
+      <w:bookmarkStart w:id="15" w:name="_Toc241904849"/>
       <w:r>
         <w:rPr>
           <w:rFonts w:ascii="Arial" w:hAnsi="Arial" w:cs="Arial"/>
@@ -4814,7 +4755,7 @@
         </w:rPr>
         <w:t>10.2 Seguir las actividades</w:t>
       </w:r>
-      <w:bookmarkEnd w:id="16"/>
+      <w:bookmarkEnd w:id="15"/>
     </w:p>
     <w:p>
       <w:pPr>
@@ -4895,7 +4836,7 @@
           <w:sz w:val="28"/>
         </w:rPr>
       </w:pPr>
-      <w:bookmarkStart w:id="17" w:name="_Toc241904850"/>
+      <w:bookmarkStart w:id="16" w:name="_Toc241904850"/>
       <w:r>
         <w:rPr>
           <w:rFonts w:ascii="Arial" w:hAnsi="Arial" w:cs="Arial"/>
@@ -4905,7 +4846,7 @@
         </w:rPr>
         <w:t>10.3 Revisar la decisión</w:t>
       </w:r>
-      <w:bookmarkEnd w:id="17"/>
+      <w:bookmarkEnd w:id="16"/>
     </w:p>
     <w:p>
       <w:pPr>
@@ -5016,7 +4957,7 @@
           <w:sz w:val="28"/>
         </w:rPr>
       </w:pPr>
-      <w:bookmarkStart w:id="18" w:name="_Toc241904851"/>
+      <w:bookmarkStart w:id="17" w:name="_Toc241904851"/>
       <w:r>
         <w:rPr>
           <w:rFonts w:ascii="Arial" w:hAnsi="Arial" w:cs="Arial"/>
@@ -5026,7 +4967,7 @@
         </w:rPr>
         <w:t>10.4 Finalizar el proceso</w:t>
       </w:r>
-      <w:bookmarkEnd w:id="18"/>
+      <w:bookmarkEnd w:id="17"/>
     </w:p>
     <w:p>
       <w:pPr>
@@ -5092,23 +5033,7 @@
     </w:p>
     <w:p>
       <w:r>
-        <w:t xml:space="preserve">Figura 1. Diagrama de flujo del Taller de Electrónica en </w:t>
-      </w:r>
-      <w:proofErr w:type="spellStart"/>
-      <w:r>
-        <w:t>Camunda</w:t>
-      </w:r>
-      <w:proofErr w:type="spellEnd"/>
-      <w:r>
-        <w:t xml:space="preserve"> </w:t>
-      </w:r>
-      <w:proofErr w:type="spellStart"/>
-      <w:r>
-        <w:t>Modeler</w:t>
-      </w:r>
-      <w:proofErr w:type="spellEnd"/>
-      <w:r>
-        <w:t>.</w:t>
+        <w:t>Figura 1. Diagrama de flujo del Taller de Electrónica en Camunda Modeler.</w:t>
       </w:r>
     </w:p>
     <w:p>
@@ -5134,7 +5059,7 @@
           <w:sz w:val="36"/>
         </w:rPr>
       </w:pPr>
-      <w:bookmarkStart w:id="19" w:name="_Toc241904852"/>
+      <w:bookmarkStart w:id="18" w:name="_Toc241904852"/>
       <w:r>
         <w:rPr>
           <w:rFonts w:ascii="Arial" w:hAnsi="Arial" w:cs="Arial"/>
@@ -5145,7 +5070,7 @@
         <w:lastRenderedPageBreak/>
         <w:t>11. USO DEL PROCESO EN BIZAGI</w:t>
       </w:r>
-      <w:bookmarkEnd w:id="19"/>
+      <w:bookmarkEnd w:id="18"/>
     </w:p>
     <w:p>
       <w:pPr>
@@ -5186,7 +5111,7 @@
           <w:sz w:val="28"/>
         </w:rPr>
       </w:pPr>
-      <w:bookmarkStart w:id="20" w:name="_Toc241904853"/>
+      <w:bookmarkStart w:id="19" w:name="_Toc241904853"/>
       <w:r>
         <w:rPr>
           <w:rFonts w:ascii="Arial" w:hAnsi="Arial" w:cs="Arial"/>
@@ -5196,7 +5121,7 @@
         </w:rPr>
         <w:t>11.1 Recepción y registro</w:t>
       </w:r>
-      <w:bookmarkEnd w:id="20"/>
+      <w:bookmarkEnd w:id="19"/>
     </w:p>
     <w:p>
       <w:pPr>
@@ -5253,7 +5178,7 @@
           <w:sz w:val="28"/>
         </w:rPr>
       </w:pPr>
-      <w:bookmarkStart w:id="21" w:name="_Toc241904854"/>
+      <w:bookmarkStart w:id="20" w:name="_Toc241904854"/>
       <w:r>
         <w:rPr>
           <w:rFonts w:ascii="Arial" w:hAnsi="Arial" w:cs="Arial"/>
@@ -5263,7 +5188,7 @@
         </w:rPr>
         <w:t>11.2 Diagnóstico del equipo</w:t>
       </w:r>
-      <w:bookmarkEnd w:id="21"/>
+      <w:bookmarkEnd w:id="20"/>
     </w:p>
     <w:p>
       <w:pPr>
@@ -5312,7 +5237,7 @@
           <w:sz w:val="28"/>
         </w:rPr>
       </w:pPr>
-      <w:bookmarkStart w:id="22" w:name="_Toc241904855"/>
+      <w:bookmarkStart w:id="21" w:name="_Toc241904855"/>
       <w:r>
         <w:rPr>
           <w:rFonts w:ascii="Arial" w:hAnsi="Arial" w:cs="Arial"/>
@@ -5322,7 +5247,7 @@
         </w:rPr>
         <w:t>11.3 Proceso de reparación</w:t>
       </w:r>
-      <w:bookmarkEnd w:id="22"/>
+      <w:bookmarkEnd w:id="21"/>
     </w:p>
     <w:p>
       <w:pPr>
@@ -5377,7 +5302,7 @@
           <w:sz w:val="28"/>
         </w:rPr>
       </w:pPr>
-      <w:bookmarkStart w:id="23" w:name="_Toc241904856"/>
+      <w:bookmarkStart w:id="22" w:name="_Toc241904856"/>
       <w:r>
         <w:rPr>
           <w:rFonts w:ascii="Arial" w:hAnsi="Arial" w:cs="Arial"/>
@@ -5387,7 +5312,7 @@
         </w:rPr>
         <w:t>11.4 Control de calidad</w:t>
       </w:r>
-      <w:bookmarkEnd w:id="23"/>
+      <w:bookmarkEnd w:id="22"/>
     </w:p>
     <w:p>
       <w:pPr>
@@ -5436,7 +5361,7 @@
           <w:sz w:val="28"/>
         </w:rPr>
       </w:pPr>
-      <w:bookmarkStart w:id="24" w:name="_Toc241904857"/>
+      <w:bookmarkStart w:id="23" w:name="_Toc241904857"/>
       <w:r>
         <w:rPr>
           <w:rFonts w:ascii="Arial" w:hAnsi="Arial" w:cs="Arial"/>
@@ -5446,7 +5371,7 @@
         </w:rPr>
         <w:t>11.5 Decisión</w:t>
       </w:r>
-      <w:bookmarkEnd w:id="24"/>
+      <w:bookmarkEnd w:id="23"/>
     </w:p>
     <w:p>
       <w:pPr>
@@ -5519,7 +5444,7 @@
           <w:sz w:val="28"/>
         </w:rPr>
       </w:pPr>
-      <w:bookmarkStart w:id="25" w:name="_Toc241904858"/>
+      <w:bookmarkStart w:id="24" w:name="_Toc241904858"/>
       <w:r>
         <w:rPr>
           <w:rFonts w:ascii="Arial" w:hAnsi="Arial" w:cs="Arial"/>
@@ -5529,7 +5454,7 @@
         </w:rPr>
         <w:t>11.6 Entrega del equipo</w:t>
       </w:r>
-      <w:bookmarkEnd w:id="25"/>
+      <w:bookmarkEnd w:id="24"/>
     </w:p>
     <w:p>
       <w:pPr>
@@ -5645,23 +5570,7 @@
     <w:p/>
     <w:p>
       <w:r>
-        <w:t xml:space="preserve">Figura 2. Diagrama de flujo del Taller de Electrónica en </w:t>
-      </w:r>
-      <w:proofErr w:type="spellStart"/>
-      <w:r>
-        <w:t>Bizagi</w:t>
-      </w:r>
-      <w:proofErr w:type="spellEnd"/>
-      <w:r>
-        <w:t xml:space="preserve"> </w:t>
-      </w:r>
-      <w:proofErr w:type="spellStart"/>
-      <w:r>
-        <w:t>Modeler</w:t>
-      </w:r>
-      <w:proofErr w:type="spellEnd"/>
-      <w:r>
-        <w:t>.</w:t>
+        <w:t>Figura 2. Diagrama de flujo del Taller de Electrónica en Bizagi Modeler.</w:t>
       </w:r>
     </w:p>
     <w:p>
@@ -5705,7 +5614,7 @@
           <w:sz w:val="36"/>
         </w:rPr>
       </w:pPr>
-      <w:bookmarkStart w:id="26" w:name="_Toc241904859"/>
+      <w:bookmarkStart w:id="25" w:name="_Toc241904859"/>
       <w:r>
         <w:rPr>
           <w:rFonts w:ascii="Arial" w:hAnsi="Arial" w:cs="Arial"/>
@@ -5716,7 +5625,7 @@
         <w:lastRenderedPageBreak/>
         <w:t>12. USO DEL PROCESO EN BONITA</w:t>
       </w:r>
-      <w:bookmarkEnd w:id="26"/>
+      <w:bookmarkEnd w:id="25"/>
     </w:p>
     <w:p>
       <w:pPr>
@@ -5994,7 +5903,7 @@
           <w:sz w:val="36"/>
         </w:rPr>
       </w:pPr>
-      <w:bookmarkStart w:id="27" w:name="_Toc241904860"/>
+      <w:bookmarkStart w:id="26" w:name="_Toc241904860"/>
       <w:r>
         <w:rPr>
           <w:rFonts w:ascii="Arial" w:hAnsi="Arial" w:cs="Arial"/>
@@ -6005,7 +5914,7 @@
         <w:lastRenderedPageBreak/>
         <w:t>13. PROCEDIMIENTO PARA LA ATENCIÓN DE UN EQUIPO</w:t>
       </w:r>
-      <w:bookmarkEnd w:id="27"/>
+      <w:bookmarkEnd w:id="26"/>
     </w:p>
     <w:p>
       <w:r>
@@ -6131,7 +6040,7 @@
           <w:sz w:val="36"/>
         </w:rPr>
       </w:pPr>
-      <w:bookmarkStart w:id="28" w:name="_Toc241904861"/>
+      <w:bookmarkStart w:id="27" w:name="_Toc241904861"/>
       <w:r>
         <w:rPr>
           <w:rFonts w:ascii="Arial" w:hAnsi="Arial" w:cs="Arial"/>
@@ -6141,7 +6050,7 @@
         </w:rPr>
         <w:t>14. INTERPRETACIÓN DE LAS DECISIONES</w:t>
       </w:r>
-      <w:bookmarkEnd w:id="28"/>
+      <w:bookmarkEnd w:id="27"/>
     </w:p>
     <w:p>
       <w:pPr>
@@ -6337,7 +6246,7 @@
           <w:sz w:val="36"/>
         </w:rPr>
       </w:pPr>
-      <w:bookmarkStart w:id="29" w:name="_Toc241904862"/>
+      <w:bookmarkStart w:id="28" w:name="_Toc241904862"/>
       <w:r>
         <w:rPr>
           <w:rFonts w:ascii="Arial" w:hAnsi="Arial" w:cs="Arial"/>
@@ -6348,7 +6257,7 @@
         <w:lastRenderedPageBreak/>
         <w:t>15. SEGUIMIENTO DE UN EQUIPO</w:t>
       </w:r>
-      <w:bookmarkEnd w:id="29"/>
+      <w:bookmarkEnd w:id="28"/>
     </w:p>
     <w:p>
       <w:pPr>
@@ -6682,7 +6591,7 @@
           <w:sz w:val="36"/>
         </w:rPr>
       </w:pPr>
-      <w:bookmarkStart w:id="30" w:name="_Toc241904863"/>
+      <w:bookmarkStart w:id="29" w:name="_Toc241904863"/>
       <w:r>
         <w:rPr>
           <w:rFonts w:ascii="Arial" w:hAnsi="Arial" w:cs="Arial"/>
@@ -6692,7 +6601,7 @@
         </w:rPr>
         <w:t>16. SITUACIONES QUE PUEDEN PRESENTARSE</w:t>
       </w:r>
-      <w:bookmarkEnd w:id="30"/>
+      <w:bookmarkEnd w:id="29"/>
     </w:p>
     <w:p>
       <w:pPr>
@@ -6704,7 +6613,7 @@
           <w:sz w:val="28"/>
         </w:rPr>
       </w:pPr>
-      <w:bookmarkStart w:id="31" w:name="_Toc241904864"/>
+      <w:bookmarkStart w:id="30" w:name="_Toc241904864"/>
       <w:r>
         <w:rPr>
           <w:rFonts w:ascii="Arial" w:hAnsi="Arial" w:cs="Arial"/>
@@ -6714,7 +6623,7 @@
         </w:rPr>
         <w:t>16.1 El equipo funciona correctamente</w:t>
       </w:r>
-      <w:bookmarkEnd w:id="31"/>
+      <w:bookmarkEnd w:id="30"/>
     </w:p>
     <w:p>
       <w:pPr>
@@ -6755,7 +6664,7 @@
           <w:sz w:val="28"/>
         </w:rPr>
       </w:pPr>
-      <w:bookmarkStart w:id="32" w:name="_Toc241904865"/>
+      <w:bookmarkStart w:id="31" w:name="_Toc241904865"/>
       <w:r>
         <w:rPr>
           <w:rFonts w:ascii="Arial" w:hAnsi="Arial" w:cs="Arial"/>
@@ -6765,7 +6674,7 @@
         </w:rPr>
         <w:t>16.2 El equipo continúa presentando fallas</w:t>
       </w:r>
-      <w:bookmarkEnd w:id="32"/>
+      <w:bookmarkEnd w:id="31"/>
     </w:p>
     <w:p>
       <w:pPr>
@@ -6819,7 +6728,7 @@
           <w:sz w:val="28"/>
         </w:rPr>
       </w:pPr>
-      <w:bookmarkStart w:id="33" w:name="_Toc241904866"/>
+      <w:bookmarkStart w:id="32" w:name="_Toc241904866"/>
       <w:r>
         <w:rPr>
           <w:rFonts w:ascii="Arial" w:hAnsi="Arial" w:cs="Arial"/>
@@ -6829,7 +6738,7 @@
         </w:rPr>
         <w:t>16.3 El equipo supera nuevamente las pruebas</w:t>
       </w:r>
-      <w:bookmarkEnd w:id="33"/>
+      <w:bookmarkEnd w:id="32"/>
     </w:p>
     <w:p>
       <w:pPr>
@@ -6862,7 +6771,7 @@
           <w:sz w:val="28"/>
         </w:rPr>
       </w:pPr>
-      <w:bookmarkStart w:id="34" w:name="_Toc241904867"/>
+      <w:bookmarkStart w:id="33" w:name="_Toc241904867"/>
       <w:r>
         <w:rPr>
           <w:rFonts w:ascii="Arial" w:hAnsi="Arial" w:cs="Arial"/>
@@ -6872,7 +6781,7 @@
         </w:rPr>
         <w:t>17. RECOMENDACIONES PARA EL USUARIO</w:t>
       </w:r>
-      <w:bookmarkEnd w:id="34"/>
+      <w:bookmarkEnd w:id="33"/>
     </w:p>
     <w:p>
       <w:pPr>
@@ -6984,7 +6893,7 @@
           <w:sz w:val="36"/>
         </w:rPr>
       </w:pPr>
-      <w:bookmarkStart w:id="35" w:name="_Toc241904868"/>
+      <w:bookmarkStart w:id="34" w:name="_Toc241904868"/>
       <w:r>
         <w:rPr>
           <w:rFonts w:ascii="Arial" w:hAnsi="Arial" w:cs="Arial"/>
@@ -6995,7 +6904,7 @@
         <w:lastRenderedPageBreak/>
         <w:t>18. RESULTADOS ESPERADOS</w:t>
       </w:r>
-      <w:bookmarkEnd w:id="35"/>
+      <w:bookmarkEnd w:id="34"/>
     </w:p>
     <w:p>
       <w:pPr>
@@ -7138,7 +7047,7 @@
           <w:sz w:val="36"/>
         </w:rPr>
       </w:pPr>
-      <w:bookmarkStart w:id="36" w:name="_Toc241904869"/>
+      <w:bookmarkStart w:id="35" w:name="_Toc241904869"/>
       <w:r>
         <w:rPr>
           <w:rFonts w:ascii="Arial" w:hAnsi="Arial" w:cs="Arial"/>
@@ -7149,30 +7058,14 @@
         <w:lastRenderedPageBreak/>
         <w:t>19. CONCLUSIÓN</w:t>
       </w:r>
-      <w:bookmarkEnd w:id="36"/>
-    </w:p>
-    <w:p>
-      <w:pPr>
-        <w:pStyle w:val="apa"/>
-      </w:pPr>
-      <w:r>
-        <w:t xml:space="preserve">En Conclusión, el manual de usuario permite comprender de manera sencilla el funcionamiento del proceso de atención de equipos de un Taller de Electrónica representado mediante </w:t>
-      </w:r>
-      <w:proofErr w:type="spellStart"/>
-      <w:r>
-        <w:t>Camunda</w:t>
-      </w:r>
-      <w:proofErr w:type="spellEnd"/>
-      <w:r>
-        <w:t xml:space="preserve">, </w:t>
-      </w:r>
-      <w:proofErr w:type="spellStart"/>
-      <w:r>
-        <w:t>Bizagi</w:t>
-      </w:r>
-      <w:proofErr w:type="spellEnd"/>
-      <w:r>
-        <w:t xml:space="preserve"> y Bonita.</w:t>
+      <w:bookmarkEnd w:id="35"/>
+    </w:p>
+    <w:p>
+      <w:pPr>
+        <w:pStyle w:val="apa"/>
+      </w:pPr>
+      <w:r>
+        <w:t>En Conclusión, el manual de usuario permite comprender de manera sencilla el funcionamiento del proceso de atención de equipos de un Taller de Electrónica representado mediante Camunda, Bizagi y Bonita.</w:t>
       </w:r>
     </w:p>
     <w:p>
@@ -7284,7 +7177,7 @@
           <w:sz w:val="36"/>
         </w:rPr>
       </w:pPr>
-      <w:bookmarkStart w:id="37" w:name="_Toc241904870"/>
+      <w:bookmarkStart w:id="36" w:name="_Toc241904870"/>
       <w:r>
         <w:rPr>
           <w:rFonts w:ascii="Arial" w:hAnsi="Arial" w:cs="Arial"/>
@@ -7302,8 +7195,19 @@
           <w:color w:val="000000" w:themeColor="text1"/>
           <w:sz w:val="36"/>
         </w:rPr>
-        <w:t>FUENTES DE CONSULTA</w:t>
-      </w:r>
+        <w:t xml:space="preserve">FUENTES DE </w:t>
+      </w:r>
+      <w:bookmarkEnd w:id="36"/>
+      <w:r>
+        <w:rPr>
+          <w:rFonts w:ascii="Arial" w:hAnsi="Arial" w:cs="Arial"/>
+          <w:b/>
+          <w:color w:val="000000" w:themeColor="text1"/>
+          <w:sz w:val="36"/>
+        </w:rPr>
+        <w:t>INFORMACIÓN</w:t>
+      </w:r>
+      <w:bookmarkStart w:id="37" w:name="_GoBack"/>
       <w:bookmarkEnd w:id="37"/>
     </w:p>
     <w:p>
@@ -7313,308 +7217,46 @@
     </w:p>
     <w:p>
       <w:r>
-        <w:t xml:space="preserve">Bizagi. (s. f.). </w:t>
-      </w:r>
-      <w:proofErr w:type="spellStart"/>
-      <w:r>
-        <w:t>Bizagi</w:t>
-      </w:r>
-      <w:proofErr w:type="spellEnd"/>
-      <w:r>
-        <w:t xml:space="preserve"> </w:t>
-      </w:r>
-      <w:proofErr w:type="spellStart"/>
-      <w:r>
-        <w:t>Modeler</w:t>
-      </w:r>
-      <w:proofErr w:type="spellEnd"/>
+        <w:t>Bizagi. (s. f.). Bizagi Modeler</w:t>
+      </w:r>
       <w:r>
         <w:t>. Bizagi.</w:t>
       </w:r>
     </w:p>
     <w:p/>
     <w:p>
-      <w:proofErr w:type="spellStart"/>
-      <w:r>
-        <w:t>Bonitasoft</w:t>
-      </w:r>
-      <w:proofErr w:type="spellEnd"/>
-      <w:r>
-        <w:t xml:space="preserve">. (s. f.). Bonita </w:t>
-      </w:r>
-      <w:proofErr w:type="spellStart"/>
-      <w:r>
-        <w:t>documentation</w:t>
-      </w:r>
-      <w:proofErr w:type="spellEnd"/>
-      <w:r>
-        <w:t xml:space="preserve">. </w:t>
-      </w:r>
-      <w:proofErr w:type="spellStart"/>
-      <w:r>
-        <w:t>Bonitasoft</w:t>
-      </w:r>
-      <w:proofErr w:type="spellEnd"/>
-      <w:r>
-        <w:t>.</w:t>
+      <w:r>
+        <w:t>Bonitasoft. (s. f.). Bonita documentation. Bonitasoft.</w:t>
       </w:r>
     </w:p>
     <w:p/>
     <w:p>
-      <w:proofErr w:type="spellStart"/>
-      <w:r>
-        <w:t>Camunda</w:t>
-      </w:r>
-      <w:proofErr w:type="spellEnd"/>
-      <w:r>
-        <w:t xml:space="preserve">. (s. f.). </w:t>
-      </w:r>
-      <w:proofErr w:type="spellStart"/>
-      <w:r>
-        <w:t>Camunda</w:t>
-      </w:r>
-      <w:proofErr w:type="spellEnd"/>
-      <w:r>
-        <w:t xml:space="preserve"> </w:t>
-      </w:r>
-      <w:proofErr w:type="spellStart"/>
-      <w:r>
-        <w:t>documentation</w:t>
-      </w:r>
-      <w:proofErr w:type="spellEnd"/>
-      <w:r>
-        <w:t xml:space="preserve">. </w:t>
-      </w:r>
-      <w:proofErr w:type="spellStart"/>
-      <w:r>
-        <w:t>Camunda</w:t>
-      </w:r>
-      <w:proofErr w:type="spellEnd"/>
-      <w:r>
-        <w:t>.</w:t>
+      <w:r>
+        <w:t>Camunda. (s. f.). Camunda documentation. Camunda.</w:t>
       </w:r>
     </w:p>
     <w:p/>
     <w:p>
       <w:r>
-        <w:t xml:space="preserve">Dumas, M., La Rosa, M., </w:t>
-      </w:r>
-      <w:proofErr w:type="spellStart"/>
-      <w:r>
-        <w:t>Mendling</w:t>
-      </w:r>
-      <w:proofErr w:type="spellEnd"/>
-      <w:r>
-        <w:t xml:space="preserve">, J., &amp; </w:t>
-      </w:r>
-      <w:proofErr w:type="spellStart"/>
-      <w:r>
-        <w:t>Reijers</w:t>
-      </w:r>
-      <w:proofErr w:type="spellEnd"/>
-      <w:r>
-        <w:t xml:space="preserve">, H. A. (2018). Fundamentals of </w:t>
-      </w:r>
-      <w:proofErr w:type="spellStart"/>
-      <w:r>
-        <w:t>business</w:t>
-      </w:r>
-      <w:proofErr w:type="spellEnd"/>
-      <w:r>
-        <w:t xml:space="preserve"> </w:t>
-      </w:r>
-      <w:proofErr w:type="spellStart"/>
-      <w:r>
-        <w:t>process</w:t>
-      </w:r>
-      <w:proofErr w:type="spellEnd"/>
-      <w:r>
-        <w:t xml:space="preserve"> </w:t>
-      </w:r>
-      <w:proofErr w:type="spellStart"/>
-      <w:r>
-        <w:t>management</w:t>
-      </w:r>
-      <w:proofErr w:type="spellEnd"/>
-      <w:r>
-        <w:t xml:space="preserve"> (2nd ed.). </w:t>
-      </w:r>
-      <w:proofErr w:type="spellStart"/>
-      <w:r>
-        <w:t>Springer</w:t>
-      </w:r>
-      <w:proofErr w:type="spellEnd"/>
-      <w:r>
-        <w:t>.</w:t>
+        <w:t>Dumas, M., La Rosa, M., Mendling, J., &amp; Reijers, H. A. (2018). Fundamentals of business process management (2nd ed.). Springer.</w:t>
       </w:r>
     </w:p>
     <w:p/>
     <w:p>
-      <w:proofErr w:type="spellStart"/>
-      <w:r>
-        <w:t>Object</w:t>
-      </w:r>
-      <w:proofErr w:type="spellEnd"/>
-      <w:r>
-        <w:t xml:space="preserve"> Management </w:t>
-      </w:r>
-      <w:proofErr w:type="spellStart"/>
-      <w:r>
-        <w:t>Group</w:t>
-      </w:r>
-      <w:proofErr w:type="spellEnd"/>
-      <w:r>
-        <w:t xml:space="preserve">. (2014). Business </w:t>
-      </w:r>
-      <w:proofErr w:type="spellStart"/>
-      <w:r>
-        <w:t>Process</w:t>
-      </w:r>
-      <w:proofErr w:type="spellEnd"/>
-      <w:r>
-        <w:t xml:space="preserve"> </w:t>
-      </w:r>
-      <w:proofErr w:type="spellStart"/>
-      <w:r>
-        <w:t>Model</w:t>
-      </w:r>
-      <w:proofErr w:type="spellEnd"/>
-      <w:r>
-        <w:t xml:space="preserve"> and </w:t>
-      </w:r>
-      <w:proofErr w:type="spellStart"/>
-      <w:r>
-        <w:t>Notation</w:t>
-      </w:r>
-      <w:proofErr w:type="spellEnd"/>
-      <w:r>
-        <w:t xml:space="preserve"> (BPMN), </w:t>
-      </w:r>
-      <w:proofErr w:type="spellStart"/>
-      <w:r>
-        <w:t>version</w:t>
-      </w:r>
-      <w:proofErr w:type="spellEnd"/>
-      <w:r>
-        <w:t xml:space="preserve"> 2.0.2. </w:t>
-      </w:r>
-      <w:proofErr w:type="spellStart"/>
-      <w:r>
-        <w:t>Object</w:t>
-      </w:r>
-      <w:proofErr w:type="spellEnd"/>
-      <w:r>
-        <w:t xml:space="preserve"> Management </w:t>
-      </w:r>
-      <w:proofErr w:type="spellStart"/>
-      <w:r>
-        <w:t>Group</w:t>
-      </w:r>
-      <w:proofErr w:type="spellEnd"/>
-      <w:r>
-        <w:t>.</w:t>
+      <w:r>
+        <w:t>Object Management Group. (2014). Business Process Model and Notation (BPMN), version 2.0.2. Object Management Group.</w:t>
       </w:r>
     </w:p>
     <w:p/>
     <w:p>
-      <w:proofErr w:type="spellStart"/>
-      <w:r>
-        <w:t>Object</w:t>
-      </w:r>
-      <w:proofErr w:type="spellEnd"/>
-      <w:r>
-        <w:t xml:space="preserve"> Management </w:t>
-      </w:r>
-      <w:proofErr w:type="spellStart"/>
-      <w:r>
-        <w:t>Group</w:t>
-      </w:r>
-      <w:proofErr w:type="spellEnd"/>
-      <w:r>
-        <w:t xml:space="preserve">. (s. f.). Business </w:t>
-      </w:r>
-      <w:proofErr w:type="spellStart"/>
-      <w:r>
-        <w:t>Process</w:t>
-      </w:r>
-      <w:proofErr w:type="spellEnd"/>
-      <w:r>
-        <w:t xml:space="preserve"> </w:t>
-      </w:r>
-      <w:proofErr w:type="spellStart"/>
-      <w:r>
-        <w:t>Model</w:t>
-      </w:r>
-      <w:proofErr w:type="spellEnd"/>
-      <w:r>
-        <w:t xml:space="preserve"> and </w:t>
-      </w:r>
-      <w:proofErr w:type="spellStart"/>
-      <w:r>
-        <w:t>Notation</w:t>
-      </w:r>
-      <w:proofErr w:type="spellEnd"/>
-      <w:r>
-        <w:t xml:space="preserve"> (BPMN).</w:t>
+      <w:r>
+        <w:t>Object Management Group. (s. f.). Business Process Model and Notation (BPMN).</w:t>
       </w:r>
     </w:p>
     <w:p/>
     <w:p>
-      <w:proofErr w:type="spellStart"/>
-      <w:r>
-        <w:t>Weske</w:t>
-      </w:r>
-      <w:proofErr w:type="spellEnd"/>
-      <w:r>
-        <w:t xml:space="preserve">, M. (2019). Business </w:t>
-      </w:r>
-      <w:proofErr w:type="spellStart"/>
-      <w:r>
-        <w:t>process</w:t>
-      </w:r>
-      <w:proofErr w:type="spellEnd"/>
-      <w:r>
-        <w:t xml:space="preserve"> </w:t>
-      </w:r>
-      <w:proofErr w:type="spellStart"/>
-      <w:r>
-        <w:t>management</w:t>
-      </w:r>
-      <w:proofErr w:type="spellEnd"/>
-      <w:r>
-        <w:t xml:space="preserve">: </w:t>
-      </w:r>
-      <w:proofErr w:type="spellStart"/>
-      <w:r>
-        <w:t>Concepts</w:t>
-      </w:r>
-      <w:proofErr w:type="spellEnd"/>
-      <w:r>
-        <w:t xml:space="preserve">, </w:t>
-      </w:r>
-      <w:proofErr w:type="spellStart"/>
-      <w:r>
-        <w:t>languages</w:t>
-      </w:r>
-      <w:proofErr w:type="spellEnd"/>
-      <w:r>
-        <w:t xml:space="preserve">, </w:t>
-      </w:r>
-      <w:proofErr w:type="spellStart"/>
-      <w:r>
-        <w:t>architectures</w:t>
-      </w:r>
-      <w:proofErr w:type="spellEnd"/>
-      <w:r>
-        <w:t xml:space="preserve"> (3rd ed.). </w:t>
-      </w:r>
-      <w:proofErr w:type="spellStart"/>
-      <w:r>
-        <w:t>Springer</w:t>
-      </w:r>
-      <w:proofErr w:type="spellEnd"/>
-      <w:r>
-        <w:t>.</w:t>
+      <w:r>
+        <w:t>Weske, M. (2019). Business process management: Concepts, languages, architectures (3rd ed.). Springer.</w:t>
       </w:r>
     </w:p>
     <w:p/>
@@ -7706,7 +7348,7 @@
             <w:noProof/>
             <w:lang w:val="es-ES"/>
           </w:rPr>
-          <w:t>24</w:t>
+          <w:t>20</w:t>
         </w:r>
         <w:r>
           <w:fldChar w:fldCharType="end"/>
@@ -9014,7 +8656,7 @@
 </file>
 
 <file path=customXml/itemProps1.xml><?xml version="1.0" encoding="utf-8"?>
-<ds:datastoreItem xmlns:ds="http://schemas.openxmlformats.org/officeDocument/2006/customXml" ds:itemID="{870DAA32-32C2-4476-9118-3450BE9BADCA}">
+<ds:datastoreItem xmlns:ds="http://schemas.openxmlformats.org/officeDocument/2006/customXml" ds:itemID="{AAFA762B-2E0B-4C17-B54D-4C0A25C5B2B4}">
   <ds:schemaRefs>
     <ds:schemaRef ds:uri="http://schemas.openxmlformats.org/officeDocument/2006/bibliography"/>
   </ds:schemaRefs>
